--- a/dist/BO_NOP_HOAN_CHINH_2026-06/3_luan_an_chuong_phu_luc/phu_luc_A_hop_nhat_du_lieu_vi.docx
+++ b/dist/BO_NOP_HOAN_CHINH_2026-06/3_luan_an_chuong_phu_luc/phu_luc_A_hop_nhat_du_lieu_vi.docx
@@ -2,6 +2,32 @@
 <file path=word/document.xml><?xml version="1.0" encoding="utf-8"?>
 <w:document xmlns:w="http://schemas.openxmlformats.org/wordprocessingml/2006/main" xmlns:m="http://schemas.openxmlformats.org/officeDocument/2006/math" xmlns:r="http://schemas.openxmlformats.org/officeDocument/2006/relationships" xmlns:o="urn:schemas-microsoft-com:office:office" xmlns:v="urn:schemas-microsoft-com:vml" xmlns:w10="urn:schemas-microsoft-com:office:word" xmlns:a="http://schemas.openxmlformats.org/drawingml/2006/main" xmlns:pic="http://schemas.openxmlformats.org/drawingml/2006/picture" xmlns:wp="http://schemas.openxmlformats.org/drawingml/2006/wordprocessingDrawing">
   <w:body>
+    <w:sdt>
+      <w:sdtPr>
+        <w:docPartObj>
+          <w:docPartGallery w:val="Table of Contents"/>
+          <w:docPartUnique/>
+        </w:docPartObj>
+      </w:sdtPr>
+      <w:sdtContent>
+        <w:p>
+          <w:pPr>
+            <w:pStyle w:val="TOCHeading"/>
+          </w:pPr>
+          <w:r>
+            <w:t xml:space="preserve">Table of Contents</w:t>
+          </w:r>
+        </w:p>
+        <w:p>
+          <w:r>
+            <w:fldChar w:fldCharType="begin" w:dirty="true"/>
+            <w:instrText xml:space="preserve">TOC \o "1-3" \h \z \u</w:instrText>
+            <w:fldChar w:fldCharType="separate"/>
+            <w:fldChar w:fldCharType="end"/>
+          </w:r>
+        </w:p>
+      </w:sdtContent>
+    </w:sdt>
     <w:bookmarkStart w:id="30" w:name="Xff640a2fe7b5357a1c83c06fced6026c707611d"/>
     <w:p>
       <w:pPr>
@@ -193,7 +219,7 @@
         <w:pStyle w:val="BodyText"/>
       </w:pPr>
       <w:r>
-        <w:t xml:space="preserve">Phụ lục A bổ sung cho Chương 3 (§3.3) ở cấp độ</w:t>
+        <w:t xml:space="preserve">Phụ lục A bổ sung cho Chương 3 (Mục 3.3) ở cấp độ</w:t>
       </w:r>
       <w:r>
         <w:t xml:space="preserve"> </w:t>
@@ -215,7 +241,7 @@
         <w:t xml:space="preserve"> </w:t>
       </w:r>
       <w:r>
-        <w:t xml:space="preserve">trong khi §3.3 nêu nguồn dữ liệu và định nghĩa biến, Phụ lục A tài liệu hóa từng bước</w:t>
+        <w:t xml:space="preserve">trong khi Mục 3.3 nêu nguồn dữ liệu và định nghĩa biến, Phụ lục A tài liệu hóa từng bước</w:t>
       </w:r>
       <w:r>
         <w:t xml:space="preserve"> </w:t>
@@ -726,7 +752,7 @@
               <w:jc w:val="left"/>
             </w:pPr>
             <w:r>
-              <w:t xml:space="preserve">Kết quả (pool chính thức)</w:t>
+              <w:t xml:space="preserve">Kết quả (mẫu gộp chính thức)</w:t>
             </w:r>
           </w:p>
         </w:tc>
@@ -1201,7 +1227,7 @@
           <w:iCs/>
           <w:i/>
         </w:rPr>
-        <w:t xml:space="preserve">Nguồn số chính thức: tệp pool gộp của luận án (</w:t>
+        <w:t xml:space="preserve">Nguồn số chính thức: tệp mẫu gộp của luận án (</w:t>
       </w:r>
       <w:r>
         <w:rPr>
@@ -1230,7 +1256,7 @@
           <w:iCs/>
           <w:i/>
         </w:rPr>
-        <w:t xml:space="preserve">bản ghi doanh nghiệp–năm từ 17 đợt khảo sát 2003–2025.</w:t>
+        <w:t xml:space="preserve">bản ghi doanh nghiệp–năm từ các đợt khảo sát giai đoạn 2006–2026.</w:t>
       </w:r>
     </w:p>
     <w:p>
@@ -1299,7 +1325,7 @@
         <w:rPr>
           <w:rStyle w:val="VerbatimChar"/>
         </w:rPr>
-        <w:t xml:space="preserve">    D --&gt;|"S4 · mã thiếu −9/−8/−7 → khuyết;&lt;br/&gt;kiểm tra miền giá trị"| E["106.765 bản ghi doanh nghiệp–năm"]</w:t>
+        <w:t xml:space="preserve">    D --&gt;|"S4 · mã thiếu −9/−8/−7 thành khuyết;&lt;br/&gt;kiểm tra miền giá trị"| E["106.765 bản ghi doanh nghiệp–năm"]</w:t>
       </w:r>
       <w:r>
         <w:br/>
@@ -1751,7 +1777,7 @@
         <w:t xml:space="preserve">c22b</w:t>
       </w:r>
       <w:r>
-        <w:t xml:space="preserve">; email; thanh toán điện tử), tách biệt theo lập luận thuần khiết cấu trúc (construct purity) ở §2.1.3 và Coltman et al. (2008).</w:t>
+        <w:t xml:space="preserve">; email; thanh toán điện tử), tách biệt theo lập luận thuần khiết cấu trúc (construct purity) ở Mục 2.1.3 và Coltman et al. (2008).</w:t>
       </w:r>
     </w:p>
     <w:p>
@@ -1803,7 +1829,7 @@
         <w:pStyle w:val="FirstParagraph"/>
       </w:pPr>
       <w:r>
-        <w:t xml:space="preserve">Một mối đe dọa hiệu lực (validity threat) đặc thù của pool đa quốc gia là</w:t>
+        <w:t xml:space="preserve">Một mối đe dọa hiệu lực (validity threat) đặc thù của mẫu gộp đa quốc gia là</w:t>
       </w:r>
       <w:r>
         <w:t xml:space="preserve"> </w:t>
@@ -2133,7 +2159,7 @@
           <w:bCs/>
           <w:b/>
         </w:rPr>
-        <w:t xml:space="preserve">gradient điểm uốn</w:t>
+        <w:t xml:space="preserve">phổ điểm uốn</w:t>
       </w:r>
       <w:r>
         <w:t xml:space="preserve">, những</w:t>
@@ -2142,7 +2168,7 @@
         <w:t xml:space="preserve"> </w:t>
       </w:r>
       <w:r>
-        <w:t xml:space="preserve">đại lượng bất biến với đơn vị tiền tệ (xem §4.1.1). Khi cần so sánh</w:t>
+        <w:t xml:space="preserve">đại lượng bất biến với đơn vị tiền tệ (xem Mục 4.1.1). Khi cần so sánh</w:t>
       </w:r>
       <w:r>
         <w:t xml:space="preserve"> </w:t>
@@ -2174,13 +2200,13 @@
       </w:r>
     </w:p>
     <w:bookmarkEnd w:id="24"/>
-    <w:bookmarkStart w:id="25" w:name="Xcda44a616a0294a63022c370d6fafff6af411dd"/>
+    <w:bookmarkStart w:id="25" w:name="Xf45930a67b7d14d50ac9d239ac9d86977335dc2"/>
     <w:p>
       <w:pPr>
         <w:pStyle w:val="Heading2"/>
       </w:pPr>
       <w:r>
-        <w:t xml:space="preserve">A.6 Chiến lược hợp nhất kinh tế lượng (pooled repeated cross-sections)</w:t>
+        <w:t xml:space="preserve">A.6 Chiến lược hợp nhất kinh tế lượng (dữ liệu gộp lát cắt ngang lặp lại)</w:t>
       </w:r>
     </w:p>
     <w:p>
@@ -2750,7 +2776,7 @@
         <w:t xml:space="preserve"> </w:t>
       </w:r>
       <w:r>
-        <w:t xml:space="preserve">khu vực (Comoros, Cyprus, Türkiye) khỏi mẫu phân tích chính trong khi vẫn giữ chúng ở pool</w:t>
+        <w:t xml:space="preserve">khu vực (Comoros, Cyprus, Türkiye) khỏi mẫu phân tích chính trong khi vẫn giữ chúng ở mẫu gộp</w:t>
       </w:r>
       <w:r>
         <w:t xml:space="preserve"> </w:t>
@@ -3113,146 +3139,104 @@
           <w:iCs/>
           <w:i/>
         </w:rPr>
-        <w:t xml:space="preserve">Liên kết tập lệnh &amp; dữ liệu:</w:t>
-      </w:r>
-      <w:r>
-        <w:rPr>
-          <w:iCs/>
-          <w:i/>
-        </w:rPr>
-        <w:t xml:space="preserve"> </w:t>
-      </w:r>
+        <w:t xml:space="preserve">Liên kết tập lệnh và dữ liệu (phục vụ tái lập):</w:t>
+      </w:r>
+    </w:p>
+    <w:p>
+      <w:pPr>
+        <w:numPr>
+          <w:ilvl w:val="0"/>
+          <w:numId w:val="1003"/>
+        </w:numPr>
+        <w:pStyle w:val="Compact"/>
+      </w:pPr>
       <w:r>
         <w:rPr>
           <w:rStyle w:val="VerbatimChar"/>
-          <w:iCs/>
-          <w:i/>
         </w:rPr>
         <w:t xml:space="preserve">scripts/build_pooled_dataset.py</w:t>
       </w:r>
-      <w:r>
-        <w:rPr>
-          <w:iCs/>
-          <w:i/>
-        </w:rPr>
-        <w:t xml:space="preserve">,</w:t>
-      </w:r>
-      <w:r>
-        <w:rPr>
-          <w:iCs/>
-          <w:i/>
-        </w:rPr>
-        <w:t xml:space="preserve"> </w:t>
-      </w:r>
+    </w:p>
+    <w:p>
+      <w:pPr>
+        <w:numPr>
+          <w:ilvl w:val="0"/>
+          <w:numId w:val="1003"/>
+        </w:numPr>
+        <w:pStyle w:val="Compact"/>
+      </w:pPr>
       <w:r>
         <w:rPr>
           <w:rStyle w:val="VerbatimChar"/>
-          <w:iCs/>
-          <w:i/>
         </w:rPr>
         <w:t xml:space="preserve">scripts/wbes_canon.py</w:t>
       </w:r>
-      <w:r>
-        <w:rPr>
-          <w:iCs/>
-          <w:i/>
-        </w:rPr>
-        <w:t xml:space="preserve">,</w:t>
-      </w:r>
-      <w:r>
-        <w:rPr>
-          <w:iCs/>
-          <w:i/>
-        </w:rPr>
-        <w:t xml:space="preserve"> </w:t>
-      </w:r>
+    </w:p>
+    <w:p>
+      <w:pPr>
+        <w:numPr>
+          <w:ilvl w:val="0"/>
+          <w:numId w:val="1003"/>
+        </w:numPr>
+        <w:pStyle w:val="Compact"/>
+      </w:pPr>
       <w:r>
         <w:rPr>
           <w:rStyle w:val="VerbatimChar"/>
-          <w:iCs/>
-          <w:i/>
         </w:rPr>
         <w:t xml:space="preserve">scripts/cd1_descriptives_pipeline.py</w:t>
       </w:r>
-      <w:r>
-        <w:rPr>
-          <w:iCs/>
-          <w:i/>
-        </w:rPr>
-        <w:t xml:space="preserve">;</w:t>
-      </w:r>
-      <w:r>
-        <w:rPr>
-          <w:iCs/>
-          <w:i/>
-        </w:rPr>
-        <w:t xml:space="preserve"> </w:t>
-      </w:r>
+    </w:p>
+    <w:p>
+      <w:pPr>
+        <w:numPr>
+          <w:ilvl w:val="0"/>
+          <w:numId w:val="1003"/>
+        </w:numPr>
+        <w:pStyle w:val="Compact"/>
+      </w:pPr>
       <w:r>
         <w:rPr>
           <w:rStyle w:val="VerbatimChar"/>
-          <w:iCs/>
-          <w:i/>
         </w:rPr>
         <w:t xml:space="preserve">data_wbes/analysis/pooled_dataflow.csv</w:t>
       </w:r>
-      <w:r>
-        <w:rPr>
-          <w:iCs/>
-          <w:i/>
-        </w:rPr>
-        <w:t xml:space="preserve">,</w:t>
-      </w:r>
-      <w:r>
-        <w:rPr>
-          <w:iCs/>
-          <w:i/>
-        </w:rPr>
-        <w:t xml:space="preserve"> </w:t>
-      </w:r>
+    </w:p>
+    <w:p>
+      <w:pPr>
+        <w:numPr>
+          <w:ilvl w:val="0"/>
+          <w:numId w:val="1003"/>
+        </w:numPr>
+        <w:pStyle w:val="Compact"/>
+      </w:pPr>
       <w:r>
         <w:rPr>
           <w:rStyle w:val="VerbatimChar"/>
-          <w:iCs/>
-          <w:i/>
         </w:rPr>
         <w:t xml:space="preserve">DATA_UPDATE_MANIFEST.md</w:t>
       </w:r>
-      <w:r>
-        <w:rPr>
-          <w:iCs/>
-          <w:i/>
-        </w:rPr>
-        <w:t xml:space="preserve">,</w:t>
-      </w:r>
-      <w:r>
-        <w:rPr>
-          <w:iCs/>
-          <w:i/>
-        </w:rPr>
-        <w:t xml:space="preserve"> </w:t>
-      </w:r>
+    </w:p>
+    <w:p>
+      <w:pPr>
+        <w:numPr>
+          <w:ilvl w:val="0"/>
+          <w:numId w:val="1003"/>
+        </w:numPr>
+        <w:pStyle w:val="Compact"/>
+      </w:pPr>
       <w:r>
         <w:rPr>
           <w:rStyle w:val="VerbatimChar"/>
-          <w:iCs/>
-          <w:i/>
         </w:rPr>
         <w:t xml:space="preserve">CANONICAL_RECONCILIATION.md</w:t>
-      </w:r>
-      <w:r>
-        <w:rPr>
-          <w:iCs/>
-          <w:i/>
-        </w:rPr>
-        <w:t xml:space="preserve">.</w:t>
       </w:r>
     </w:p>
     <w:bookmarkEnd w:id="29"/>
     <w:bookmarkEnd w:id="30"/>
     <w:sectPr>
       <w:pgSz w:h="16838" w:w="11906"/>
-      <w:pgMar w:bottom="1417" w:left="1417" w:right="1417" w:top="1417"/>
+      <w:pgMar w:bottom="1134" w:left="1701" w:right="1134" w:top="1134"/>
     </w:sectPr>
   </w:body>
 </w:document>
@@ -3556,6 +3540,9 @@
       <w:startOverride w:val="1"/>
     </w:lvlOverride>
   </w:num>
+  <w:num w:numId="1003">
+    <w:abstractNumId w:val="991"/>
+  </w:num>
 </w:numbering>
 </file>
 
@@ -3581,13 +3568,13 @@
     <w:name w:val="Normal"/>
     <w:qFormat/>
     <w:pPr>
-      <w:spacing w:line="276" w:lineRule="auto"/>
+      <w:spacing w:line="288" w:lineRule="auto"/>
       <w:jc w:val="both"/>
     </w:pPr>
     <w:rPr>
       <w:rFonts w:ascii="Times New Roman" w:eastAsia="Times New Roman" w:hAnsi="Times New Roman"/>
       <w:color w:val="000000"/>
-      <w:sz w:val="24"/>
+      <w:sz w:val="26"/>
     </w:rPr>
   </w:style>
   <w:style w:styleId="BodyText" w:type="paragraph">
@@ -3595,14 +3582,14 @@
     <w:basedOn w:val="Normal"/>
     <w:link w:val="BodyTextChar"/>
     <w:pPr>
-      <w:spacing w:after="180" w:before="180" w:line="276" w:lineRule="auto"/>
+      <w:spacing w:after="180" w:before="180" w:line="288" w:lineRule="auto"/>
       <w:jc w:val="both"/>
     </w:pPr>
     <w:qFormat/>
     <w:rPr>
       <w:rFonts w:ascii="Times New Roman" w:eastAsia="Times New Roman" w:hAnsi="Times New Roman"/>
       <w:color w:val="000000"/>
-      <w:sz w:val="24"/>
+      <w:sz w:val="26"/>
     </w:rPr>
   </w:style>
   <w:style w:customStyle="1" w:styleId="FirstParagraph" w:type="paragraph">
@@ -3611,13 +3598,13 @@
     <w:next w:val="BodyText"/>
     <w:qFormat/>
     <w:pPr>
-      <w:spacing w:line="276" w:lineRule="auto"/>
+      <w:spacing w:line="288" w:lineRule="auto"/>
       <w:jc w:val="both"/>
     </w:pPr>
     <w:rPr>
       <w:rFonts w:ascii="Times New Roman" w:eastAsia="Times New Roman" w:hAnsi="Times New Roman"/>
       <w:color w:val="000000"/>
-      <w:sz w:val="24"/>
+      <w:sz w:val="26"/>
     </w:rPr>
   </w:style>
   <w:style w:customStyle="1" w:styleId="Compact" w:type="paragraph">
@@ -3625,13 +3612,13 @@
     <w:basedOn w:val="BodyText"/>
     <w:qFormat/>
     <w:pPr>
-      <w:spacing w:after="36" w:before="36" w:line="276" w:lineRule="auto"/>
+      <w:spacing w:after="36" w:before="36" w:line="288" w:lineRule="auto"/>
       <w:jc w:val="both"/>
     </w:pPr>
     <w:rPr>
       <w:rFonts w:ascii="Times New Roman" w:eastAsia="Times New Roman" w:hAnsi="Times New Roman"/>
       <w:color w:val="000000"/>
-      <w:sz w:val="24"/>
+      <w:sz w:val="26"/>
     </w:rPr>
   </w:style>
   <w:style w:styleId="Title" w:type="paragraph">
@@ -3642,7 +3629,7 @@
     <w:pPr>
       <w:keepNext/>
       <w:keepLines/>
-      <w:spacing w:after="240" w:before="480" w:line="276" w:lineRule="auto"/>
+      <w:spacing w:after="240" w:before="480" w:line="288" w:lineRule="auto"/>
       <w:jc w:val="both"/>
     </w:pPr>
     <w:rPr>
@@ -3650,7 +3637,7 @@
       <w:b/>
       <w:bCs/>
       <w:color w:val="000000"/>
-      <w:sz w:val="24"/>
+      <w:sz w:val="26"/>
       <w:szCs w:val="36"/>
     </w:rPr>
   </w:style>
@@ -3662,13 +3649,13 @@
     <w:pPr>
       <w:keepNext/>
       <w:keepLines/>
-      <w:spacing w:after="240" w:before="240" w:line="276" w:lineRule="auto"/>
+      <w:spacing w:after="240" w:before="240" w:line="288" w:lineRule="auto"/>
       <w:jc w:val="both"/>
     </w:pPr>
     <w:rPr>
       <w:rFonts w:ascii="Times New Roman" w:eastAsia="Times New Roman" w:hAnsi="Times New Roman"/>
       <w:color w:val="000000"/>
-      <w:sz w:val="24"/>
+      <w:sz w:val="26"/>
       <w:szCs w:val="30"/>
     </w:rPr>
   </w:style>
@@ -3679,13 +3666,13 @@
     <w:pPr>
       <w:keepNext/>
       <w:keepLines/>
-      <w:spacing w:line="276" w:lineRule="auto"/>
+      <w:spacing w:line="288" w:lineRule="auto"/>
       <w:jc w:val="both"/>
     </w:pPr>
     <w:rPr>
       <w:rFonts w:ascii="Times New Roman" w:eastAsia="Times New Roman" w:hAnsi="Times New Roman"/>
       <w:color w:val="000000"/>
-      <w:sz w:val="24"/>
+      <w:sz w:val="26"/>
     </w:rPr>
   </w:style>
   <w:style w:styleId="Date" w:type="paragraph">
@@ -3695,13 +3682,13 @@
     <w:pPr>
       <w:keepNext/>
       <w:keepLines/>
-      <w:spacing w:line="276" w:lineRule="auto"/>
+      <w:spacing w:line="288" w:lineRule="auto"/>
       <w:jc w:val="both"/>
     </w:pPr>
     <w:rPr>
       <w:rFonts w:ascii="Times New Roman" w:eastAsia="Times New Roman" w:hAnsi="Times New Roman"/>
       <w:color w:val="000000"/>
-      <w:sz w:val="24"/>
+      <w:sz w:val="26"/>
     </w:rPr>
   </w:style>
   <w:style w:customStyle="1" w:styleId="AbstractTitle" w:type="paragraph">
@@ -3713,11 +3700,11 @@
       <w:keepNext/>
       <w:keepLines/>
       <w:jc w:val="both"/>
-      <w:spacing w:after="0" w:before="300" w:line="276" w:lineRule="auto"/>
+      <w:spacing w:after="0" w:before="300" w:line="288" w:lineRule="auto"/>
     </w:pPr>
     <w:rPr>
       <w:color w:val="000000"/>
-      <w:sz w:val="24"/>
+      <w:sz w:val="26"/>
       <w:szCs w:val="20"/>
       <w:rFonts w:ascii="Times New Roman" w:eastAsia="Times New Roman" w:hAnsi="Times New Roman"/>
       <w:b/>
@@ -3731,13 +3718,13 @@
     <w:pPr>
       <w:keepNext/>
       <w:keepLines/>
-      <w:spacing w:after="300" w:before="100" w:line="276" w:lineRule="auto"/>
+      <w:spacing w:after="300" w:before="100" w:line="288" w:lineRule="auto"/>
       <w:jc w:val="both"/>
     </w:pPr>
     <w:rPr>
       <w:rFonts w:ascii="Times New Roman" w:eastAsia="Times New Roman" w:hAnsi="Times New Roman"/>
       <w:color w:val="000000"/>
-      <w:sz w:val="24"/>
+      <w:sz w:val="26"/>
       <w:szCs w:val="20"/>
     </w:rPr>
   </w:style>
@@ -3747,13 +3734,13 @@
     <w:next w:val="Bibliography"/>
     <w:qFormat/>
     <w:pPr>
-      <w:spacing w:line="276" w:lineRule="auto"/>
+      <w:spacing w:line="288" w:lineRule="auto"/>
       <w:jc w:val="both"/>
     </w:pPr>
     <w:rPr>
       <w:rFonts w:ascii="Times New Roman" w:eastAsia="Times New Roman" w:hAnsi="Times New Roman"/>
       <w:color w:val="000000"/>
-      <w:sz w:val="24"/>
+      <w:sz w:val="26"/>
     </w:rPr>
   </w:style>
   <w:style w:styleId="Heading1" w:type="paragraph">
@@ -3765,7 +3752,7 @@
     <w:pPr>
       <w:keepNext/>
       <w:keepLines/>
-      <w:spacing w:after="0" w:before="480" w:line="276" w:lineRule="auto"/>
+      <w:spacing w:after="0" w:before="480" w:line="288" w:lineRule="auto"/>
       <w:jc w:val="both"/>
       <w:outlineLvl w:val="0"/>
     </w:pPr>
@@ -3774,7 +3761,7 @@
       <w:b/>
       <w:bCs/>
       <w:color w:val="000000"/>
-      <w:sz w:val="24"/>
+      <w:sz w:val="26"/>
       <w:szCs w:val="32"/>
     </w:rPr>
   </w:style>
@@ -3788,7 +3775,7 @@
     <w:pPr>
       <w:keepNext/>
       <w:keepLines/>
-      <w:spacing w:after="0" w:before="200" w:line="276" w:lineRule="auto"/>
+      <w:spacing w:after="0" w:before="200" w:line="288" w:lineRule="auto"/>
       <w:jc w:val="both"/>
       <w:outlineLvl w:val="1"/>
     </w:pPr>
@@ -3797,7 +3784,7 @@
       <w:b/>
       <w:bCs/>
       <w:color w:val="000000"/>
-      <w:sz w:val="24"/>
+      <w:sz w:val="26"/>
       <w:szCs w:val="28"/>
     </w:rPr>
   </w:style>
@@ -3811,7 +3798,7 @@
     <w:pPr>
       <w:keepNext/>
       <w:keepLines/>
-      <w:spacing w:after="0" w:before="200" w:line="276" w:lineRule="auto"/>
+      <w:spacing w:after="0" w:before="200" w:line="288" w:lineRule="auto"/>
       <w:jc w:val="both"/>
       <w:outlineLvl w:val="2"/>
     </w:pPr>
@@ -3820,7 +3807,7 @@
       <w:b/>
       <w:bCs/>
       <w:color w:val="000000"/>
-      <w:sz w:val="24"/>
+      <w:sz w:val="26"/>
       <w:szCs w:val="24"/>
     </w:rPr>
   </w:style>
@@ -3834,7 +3821,7 @@
     <w:pPr>
       <w:keepNext/>
       <w:keepLines/>
-      <w:spacing w:after="0" w:before="200" w:line="276" w:lineRule="auto"/>
+      <w:spacing w:after="0" w:before="200" w:line="288" w:lineRule="auto"/>
       <w:jc w:val="both"/>
       <w:outlineLvl w:val="3"/>
     </w:pPr>
@@ -3843,7 +3830,7 @@
       <w:i/>
       <w:bCs/>
       <w:color w:val="000000"/>
-      <w:sz w:val="24"/>
+      <w:sz w:val="26"/>
       <w:szCs w:val="24"/>
     </w:rPr>
   </w:style>
@@ -3857,7 +3844,7 @@
     <w:pPr>
       <w:keepNext/>
       <w:keepLines/>
-      <w:spacing w:after="0" w:before="200" w:line="276" w:lineRule="auto"/>
+      <w:spacing w:after="0" w:before="200" w:line="288" w:lineRule="auto"/>
       <w:jc w:val="both"/>
       <w:outlineLvl w:val="4"/>
     </w:pPr>
@@ -3865,7 +3852,7 @@
       <w:rFonts w:ascii="Times New Roman" w:asciiTheme="majorHAnsi" w:cstheme="majorBidi" w:eastAsia="Times New Roman" w:eastAsiaTheme="majorEastAsia" w:hAnsi="Times New Roman" w:hAnsiTheme="majorHAnsi"/>
       <w:iCs/>
       <w:color w:val="000000"/>
-      <w:sz w:val="24"/>
+      <w:sz w:val="26"/>
       <w:szCs w:val="24"/>
     </w:rPr>
   </w:style>
@@ -3879,14 +3866,14 @@
     <w:pPr>
       <w:keepNext/>
       <w:keepLines/>
-      <w:spacing w:after="0" w:before="200" w:line="276" w:lineRule="auto"/>
+      <w:spacing w:after="0" w:before="200" w:line="288" w:lineRule="auto"/>
       <w:jc w:val="both"/>
       <w:outlineLvl w:val="5"/>
     </w:pPr>
     <w:rPr>
       <w:rFonts w:ascii="Times New Roman" w:asciiTheme="majorHAnsi" w:cstheme="majorBidi" w:eastAsia="Times New Roman" w:eastAsiaTheme="majorEastAsia" w:hAnsi="Times New Roman" w:hAnsiTheme="majorHAnsi"/>
       <w:color w:val="000000"/>
-      <w:sz w:val="24"/>
+      <w:sz w:val="26"/>
       <w:szCs w:val="24"/>
     </w:rPr>
   </w:style>
@@ -3900,14 +3887,14 @@
     <w:pPr>
       <w:keepNext/>
       <w:keepLines/>
-      <w:spacing w:after="0" w:before="200" w:line="276" w:lineRule="auto"/>
+      <w:spacing w:after="0" w:before="200" w:line="288" w:lineRule="auto"/>
       <w:jc w:val="both"/>
       <w:outlineLvl w:val="6"/>
     </w:pPr>
     <w:rPr>
       <w:rFonts w:ascii="Times New Roman" w:asciiTheme="majorHAnsi" w:cstheme="majorBidi" w:eastAsia="Times New Roman" w:eastAsiaTheme="majorEastAsia" w:hAnsi="Times New Roman" w:hAnsiTheme="majorHAnsi"/>
       <w:color w:val="000000"/>
-      <w:sz w:val="24"/>
+      <w:sz w:val="26"/>
       <w:szCs w:val="24"/>
     </w:rPr>
   </w:style>
@@ -3921,14 +3908,14 @@
     <w:pPr>
       <w:keepNext/>
       <w:keepLines/>
-      <w:spacing w:after="0" w:before="200" w:line="276" w:lineRule="auto"/>
+      <w:spacing w:after="0" w:before="200" w:line="288" w:lineRule="auto"/>
       <w:jc w:val="both"/>
       <w:outlineLvl w:val="7"/>
     </w:pPr>
     <w:rPr>
       <w:rFonts w:ascii="Times New Roman" w:asciiTheme="majorHAnsi" w:cstheme="majorBidi" w:eastAsia="Times New Roman" w:eastAsiaTheme="majorEastAsia" w:hAnsi="Times New Roman" w:hAnsiTheme="majorHAnsi"/>
       <w:color w:val="000000"/>
-      <w:sz w:val="24"/>
+      <w:sz w:val="26"/>
       <w:szCs w:val="24"/>
     </w:rPr>
   </w:style>
@@ -3942,14 +3929,14 @@
     <w:pPr>
       <w:keepNext/>
       <w:keepLines/>
-      <w:spacing w:after="0" w:before="200" w:line="276" w:lineRule="auto"/>
+      <w:spacing w:after="0" w:before="200" w:line="288" w:lineRule="auto"/>
       <w:jc w:val="both"/>
       <w:outlineLvl w:val="8"/>
     </w:pPr>
     <w:rPr>
       <w:rFonts w:ascii="Times New Roman" w:asciiTheme="majorHAnsi" w:cstheme="majorBidi" w:eastAsia="Times New Roman" w:eastAsiaTheme="majorEastAsia" w:hAnsi="Times New Roman" w:hAnsiTheme="majorHAnsi"/>
       <w:color w:val="000000"/>
-      <w:sz w:val="24"/>
+      <w:sz w:val="26"/>
       <w:szCs w:val="24"/>
     </w:rPr>
   </w:style>
@@ -3961,14 +3948,14 @@
     <w:unhideWhenUsed/>
     <w:qFormat/>
     <w:pPr>
-      <w:spacing w:after="100" w:before="100" w:line="276" w:lineRule="auto"/>
+      <w:spacing w:after="100" w:before="100" w:line="288" w:lineRule="auto"/>
       <w:ind w:firstLine="0" w:left="480" w:right="480"/>
       <w:jc w:val="both"/>
     </w:pPr>
     <w:rPr>
       <w:rFonts w:ascii="Times New Roman" w:eastAsia="Times New Roman" w:hAnsi="Times New Roman"/>
       <w:color w:val="000000"/>
-      <w:sz w:val="24"/>
+      <w:sz w:val="26"/>
     </w:rPr>
   </w:style>
   <w:style w:styleId="FootnoteText" w:type="paragraph">
@@ -3979,13 +3966,13 @@
     <w:unhideWhenUsed/>
     <w:qFormat/>
     <w:pPr>
-      <w:spacing w:line="276" w:lineRule="auto"/>
+      <w:spacing w:line="288" w:lineRule="auto"/>
       <w:jc w:val="both"/>
     </w:pPr>
     <w:rPr>
       <w:rFonts w:ascii="Times New Roman" w:eastAsia="Times New Roman" w:hAnsi="Times New Roman"/>
       <w:color w:val="000000"/>
-      <w:sz w:val="24"/>
+      <w:sz w:val="26"/>
     </w:rPr>
   </w:style>
   <w:style w:default="1" w:styleId="DefaultParagraphFont" w:type="character">
@@ -3995,7 +3982,7 @@
     <w:rPr>
       <w:rFonts w:ascii="Times New Roman" w:eastAsia="Times New Roman" w:hAnsi="Times New Roman"/>
       <w:color w:val="000000"/>
-      <w:sz w:val="24"/>
+      <w:sz w:val="26"/>
     </w:rPr>
   </w:style>
   <w:style w:default="1" w:styleId="Table" w:type="table">
@@ -4005,13 +3992,13 @@
     <w:unhideWhenUsed/>
     <w:qFormat/>
     <w:pPr>
-      <w:spacing w:line="276" w:lineRule="auto"/>
+      <w:spacing w:line="288" w:lineRule="auto"/>
       <w:jc w:val="both"/>
     </w:pPr>
     <w:rPr>
       <w:rFonts w:ascii="Times New Roman" w:eastAsia="Times New Roman" w:hAnsi="Times New Roman"/>
       <w:color w:val="000000"/>
-      <w:sz w:val="24"/>
+      <w:sz w:val="26"/>
     </w:rPr>
     <w:tblPr>
       <w:tblInd w:type="dxa" w:w="0"/>
@@ -4045,27 +4032,27 @@
     <w:pPr>
       <w:keepNext/>
       <w:keepLines/>
-      <w:spacing w:after="0" w:line="276" w:lineRule="auto"/>
+      <w:spacing w:after="0" w:line="288" w:lineRule="auto"/>
       <w:jc w:val="both"/>
     </w:pPr>
     <w:rPr>
       <w:rFonts w:ascii="Times New Roman" w:eastAsia="Times New Roman" w:hAnsi="Times New Roman"/>
       <w:b/>
       <w:color w:val="000000"/>
-      <w:sz w:val="24"/>
+      <w:sz w:val="26"/>
     </w:rPr>
   </w:style>
   <w:style w:customStyle="1" w:styleId="Definition" w:type="paragraph">
     <w:name w:val="Definition"/>
     <w:basedOn w:val="Normal"/>
     <w:pPr>
-      <w:spacing w:line="276" w:lineRule="auto"/>
+      <w:spacing w:line="288" w:lineRule="auto"/>
       <w:jc w:val="both"/>
     </w:pPr>
     <w:rPr>
       <w:rFonts w:ascii="Times New Roman" w:eastAsia="Times New Roman" w:hAnsi="Times New Roman"/>
       <w:color w:val="000000"/>
-      <w:sz w:val="24"/>
+      <w:sz w:val="26"/>
     </w:rPr>
   </w:style>
   <w:style w:styleId="Caption" w:type="paragraph">
@@ -4073,14 +4060,14 @@
     <w:basedOn w:val="Normal"/>
     <w:link w:val="BodyTextChar"/>
     <w:pPr>
-      <w:spacing w:after="120" w:before="0" w:line="276" w:lineRule="auto"/>
+      <w:spacing w:after="120" w:before="0" w:line="288" w:lineRule="auto"/>
       <w:jc w:val="both"/>
     </w:pPr>
     <w:rPr>
       <w:rFonts w:ascii="Times New Roman" w:eastAsia="Times New Roman" w:hAnsi="Times New Roman"/>
       <w:i/>
       <w:color w:val="000000"/>
-      <w:sz w:val="24"/>
+      <w:sz w:val="26"/>
     </w:rPr>
   </w:style>
   <w:style w:customStyle="1" w:styleId="TableCaption" w:type="paragraph">
@@ -4088,39 +4075,39 @@
     <w:basedOn w:val="Caption"/>
     <w:pPr>
       <w:keepNext/>
-      <w:spacing w:line="276" w:lineRule="auto"/>
+      <w:spacing w:line="288" w:lineRule="auto"/>
       <w:jc w:val="both"/>
     </w:pPr>
     <w:rPr>
       <w:rFonts w:ascii="Times New Roman" w:eastAsia="Times New Roman" w:hAnsi="Times New Roman"/>
       <w:color w:val="000000"/>
-      <w:sz w:val="24"/>
+      <w:sz w:val="26"/>
     </w:rPr>
   </w:style>
   <w:style w:customStyle="1" w:styleId="ImageCaption" w:type="paragraph">
     <w:name w:val="Image Caption"/>
     <w:basedOn w:val="Caption"/>
     <w:pPr>
-      <w:spacing w:line="276" w:lineRule="auto"/>
+      <w:spacing w:line="288" w:lineRule="auto"/>
       <w:jc w:val="both"/>
     </w:pPr>
     <w:rPr>
       <w:rFonts w:ascii="Times New Roman" w:eastAsia="Times New Roman" w:hAnsi="Times New Roman"/>
       <w:color w:val="000000"/>
-      <w:sz w:val="24"/>
+      <w:sz w:val="26"/>
     </w:rPr>
   </w:style>
   <w:style w:customStyle="1" w:styleId="Figure" w:type="paragraph">
     <w:name w:val="Figure"/>
     <w:basedOn w:val="Normal"/>
     <w:pPr>
-      <w:spacing w:line="276" w:lineRule="auto"/>
+      <w:spacing w:line="288" w:lineRule="auto"/>
       <w:jc w:val="both"/>
     </w:pPr>
     <w:rPr>
       <w:rFonts w:ascii="Times New Roman" w:eastAsia="Times New Roman" w:hAnsi="Times New Roman"/>
       <w:color w:val="000000"/>
-      <w:sz w:val="24"/>
+      <w:sz w:val="26"/>
     </w:rPr>
   </w:style>
   <w:style w:customStyle="1" w:styleId="CaptionedFigure" w:type="paragraph">
@@ -4128,13 +4115,13 @@
     <w:basedOn w:val="Figure"/>
     <w:pPr>
       <w:keepNext/>
-      <w:spacing w:line="276" w:lineRule="auto"/>
+      <w:spacing w:line="288" w:lineRule="auto"/>
       <w:jc w:val="both"/>
     </w:pPr>
     <w:rPr>
       <w:rFonts w:ascii="Times New Roman" w:eastAsia="Times New Roman" w:hAnsi="Times New Roman"/>
       <w:color w:val="000000"/>
-      <w:sz w:val="24"/>
+      <w:sz w:val="26"/>
     </w:rPr>
   </w:style>
   <w:style w:customStyle="1" w:styleId="BodyTextChar" w:type="character">
@@ -4144,7 +4131,7 @@
     <w:rPr>
       <w:rFonts w:ascii="Times New Roman" w:eastAsia="Times New Roman" w:hAnsi="Times New Roman"/>
       <w:color w:val="000000"/>
-      <w:sz w:val="24"/>
+      <w:sz w:val="26"/>
     </w:rPr>
   </w:style>
   <w:style w:customStyle="1" w:styleId="VerbatimChar" w:type="character">
@@ -4153,7 +4140,7 @@
     <w:rPr>
       <w:rFonts w:ascii="Times New Roman" w:eastAsia="Times New Roman" w:hAnsi="Times New Roman"/>
       <w:color w:val="000000"/>
-      <w:sz w:val="24"/>
+      <w:sz w:val="26"/>
     </w:rPr>
   </w:style>
   <w:style w:customStyle="1" w:styleId="SectionNumber" w:type="character">
@@ -4162,7 +4149,7 @@
     <w:rPr>
       <w:rFonts w:ascii="Times New Roman" w:eastAsia="Times New Roman" w:hAnsi="Times New Roman"/>
       <w:color w:val="000000"/>
-      <w:sz w:val="24"/>
+      <w:sz w:val="26"/>
     </w:rPr>
   </w:style>
   <w:style w:styleId="FootnoteReference" w:type="character">
@@ -4171,7 +4158,7 @@
     <w:rPr>
       <w:rFonts w:ascii="Times New Roman" w:eastAsia="Times New Roman" w:hAnsi="Times New Roman"/>
       <w:color w:val="000000"/>
-      <w:sz w:val="24"/>
+      <w:sz w:val="26"/>
       <w:vertAlign w:val="superscript"/>
     </w:rPr>
   </w:style>
@@ -4181,7 +4168,7 @@
     <w:rPr>
       <w:rFonts w:ascii="Times New Roman" w:eastAsia="Times New Roman" w:hAnsi="Times New Roman"/>
       <w:color w:val="000000"/>
-      <w:sz w:val="24"/>
+      <w:sz w:val="26"/>
     </w:rPr>
   </w:style>
   <w:style w:styleId="TOCHeading" w:type="paragraph">
@@ -4192,7 +4179,7 @@
     <w:unhideWhenUsed/>
     <w:qFormat/>
     <w:pPr>
-      <w:spacing w:before="240" w:line="276" w:lineRule="auto"/>
+      <w:spacing w:before="240" w:line="288" w:lineRule="auto"/>
       <w:jc w:val="both"/>
       <w:outlineLvl w:val="9"/>
     </w:pPr>
@@ -4201,242 +4188,317 @@
       <w:b w:val="0"/>
       <w:bCs w:val="0"/>
       <w:color w:val="000000"/>
-      <w:sz w:val="24"/>
-    </w:rPr>
-  </w:style>
-  <w:style w:type="paragraph" w:customStyle="1" w:styleId="SourceCode">
+      <w:sz w:val="26"/>
+    </w:rPr>
+  </w:style>
+  <w:style w:customStyle="1" w:styleId="SourceCode" w:type="paragraph">
     <w:name w:val="Source Code"/>
     <w:basedOn w:val="Normal"/>
     <w:link w:val="VerbatimChar"/>
     <w:pPr>
       <w:wordWrap w:val="off"/>
+      <w:spacing w:line="288" w:lineRule="auto"/>
+      <w:jc w:val="both"/>
     </w:pPr>
-  </w:style>
-  <w:style w:type="character" w:customStyle="1" w:styleId="KeywordTok">
+    <w:rPr>
+      <w:rFonts w:ascii="Times New Roman" w:eastAsia="Times New Roman" w:hAnsi="Times New Roman"/>
+      <w:color w:val="000000"/>
+      <w:sz w:val="26"/>
+    </w:rPr>
+  </w:style>
+  <w:style w:customStyle="1" w:styleId="KeywordTok" w:type="character">
     <w:name w:val="KeywordTok"/>
     <w:basedOn w:val="VerbatimChar"/>
     <w:rPr>
-      <w:color w:val="007020"/>
+      <w:rFonts w:ascii="Times New Roman" w:eastAsia="Times New Roman" w:hAnsi="Times New Roman"/>
       <w:b/>
-    </w:rPr>
-  </w:style>
-  <w:style w:type="character" w:customStyle="1" w:styleId="DataTypeTok">
+      <w:color w:val="000000"/>
+      <w:sz w:val="26"/>
+    </w:rPr>
+  </w:style>
+  <w:style w:customStyle="1" w:styleId="DataTypeTok" w:type="character">
     <w:name w:val="DataTypeTok"/>
     <w:basedOn w:val="VerbatimChar"/>
     <w:rPr>
-      <w:color w:val="902000"/>
-    </w:rPr>
-  </w:style>
-  <w:style w:type="character" w:customStyle="1" w:styleId="DecValTok">
+      <w:rFonts w:ascii="Times New Roman" w:eastAsia="Times New Roman" w:hAnsi="Times New Roman"/>
+      <w:color w:val="000000"/>
+      <w:sz w:val="26"/>
+    </w:rPr>
+  </w:style>
+  <w:style w:customStyle="1" w:styleId="DecValTok" w:type="character">
     <w:name w:val="DecValTok"/>
     <w:basedOn w:val="VerbatimChar"/>
     <w:rPr>
-      <w:color w:val="40a070"/>
-    </w:rPr>
-  </w:style>
-  <w:style w:type="character" w:customStyle="1" w:styleId="BaseNTok">
+      <w:rFonts w:ascii="Times New Roman" w:eastAsia="Times New Roman" w:hAnsi="Times New Roman"/>
+      <w:color w:val="000000"/>
+      <w:sz w:val="26"/>
+    </w:rPr>
+  </w:style>
+  <w:style w:customStyle="1" w:styleId="BaseNTok" w:type="character">
     <w:name w:val="BaseNTok"/>
     <w:basedOn w:val="VerbatimChar"/>
     <w:rPr>
-      <w:color w:val="40a070"/>
-    </w:rPr>
-  </w:style>
-  <w:style w:type="character" w:customStyle="1" w:styleId="FloatTok">
+      <w:rFonts w:ascii="Times New Roman" w:eastAsia="Times New Roman" w:hAnsi="Times New Roman"/>
+      <w:color w:val="000000"/>
+      <w:sz w:val="26"/>
+    </w:rPr>
+  </w:style>
+  <w:style w:customStyle="1" w:styleId="FloatTok" w:type="character">
     <w:name w:val="FloatTok"/>
     <w:basedOn w:val="VerbatimChar"/>
     <w:rPr>
-      <w:color w:val="40a070"/>
-    </w:rPr>
-  </w:style>
-  <w:style w:type="character" w:customStyle="1" w:styleId="ConstantTok">
+      <w:rFonts w:ascii="Times New Roman" w:eastAsia="Times New Roman" w:hAnsi="Times New Roman"/>
+      <w:color w:val="000000"/>
+      <w:sz w:val="26"/>
+    </w:rPr>
+  </w:style>
+  <w:style w:customStyle="1" w:styleId="ConstantTok" w:type="character">
     <w:name w:val="ConstantTok"/>
     <w:basedOn w:val="VerbatimChar"/>
     <w:rPr>
-      <w:color w:val="880000"/>
-    </w:rPr>
-  </w:style>
-  <w:style w:type="character" w:customStyle="1" w:styleId="CharTok">
+      <w:rFonts w:ascii="Times New Roman" w:eastAsia="Times New Roman" w:hAnsi="Times New Roman"/>
+      <w:color w:val="000000"/>
+      <w:sz w:val="26"/>
+    </w:rPr>
+  </w:style>
+  <w:style w:customStyle="1" w:styleId="CharTok" w:type="character">
     <w:name w:val="CharTok"/>
     <w:basedOn w:val="VerbatimChar"/>
     <w:rPr>
-      <w:color w:val="4070a0"/>
-    </w:rPr>
-  </w:style>
-  <w:style w:type="character" w:customStyle="1" w:styleId="SpecialCharTok">
+      <w:rFonts w:ascii="Times New Roman" w:eastAsia="Times New Roman" w:hAnsi="Times New Roman"/>
+      <w:color w:val="000000"/>
+      <w:sz w:val="26"/>
+    </w:rPr>
+  </w:style>
+  <w:style w:customStyle="1" w:styleId="SpecialCharTok" w:type="character">
     <w:name w:val="SpecialCharTok"/>
     <w:basedOn w:val="VerbatimChar"/>
     <w:rPr>
-      <w:color w:val="4070a0"/>
-    </w:rPr>
-  </w:style>
-  <w:style w:type="character" w:customStyle="1" w:styleId="StringTok">
+      <w:rFonts w:ascii="Times New Roman" w:eastAsia="Times New Roman" w:hAnsi="Times New Roman"/>
+      <w:color w:val="000000"/>
+      <w:sz w:val="26"/>
+    </w:rPr>
+  </w:style>
+  <w:style w:customStyle="1" w:styleId="StringTok" w:type="character">
     <w:name w:val="StringTok"/>
     <w:basedOn w:val="VerbatimChar"/>
     <w:rPr>
-      <w:color w:val="4070a0"/>
-    </w:rPr>
-  </w:style>
-  <w:style w:type="character" w:customStyle="1" w:styleId="VerbatimStringTok">
+      <w:rFonts w:ascii="Times New Roman" w:eastAsia="Times New Roman" w:hAnsi="Times New Roman"/>
+      <w:color w:val="000000"/>
+      <w:sz w:val="26"/>
+    </w:rPr>
+  </w:style>
+  <w:style w:customStyle="1" w:styleId="VerbatimStringTok" w:type="character">
     <w:name w:val="VerbatimStringTok"/>
     <w:basedOn w:val="VerbatimChar"/>
     <w:rPr>
-      <w:color w:val="4070a0"/>
-    </w:rPr>
-  </w:style>
-  <w:style w:type="character" w:customStyle="1" w:styleId="SpecialStringTok">
+      <w:rFonts w:ascii="Times New Roman" w:eastAsia="Times New Roman" w:hAnsi="Times New Roman"/>
+      <w:color w:val="000000"/>
+      <w:sz w:val="26"/>
+    </w:rPr>
+  </w:style>
+  <w:style w:customStyle="1" w:styleId="SpecialStringTok" w:type="character">
     <w:name w:val="SpecialStringTok"/>
     <w:basedOn w:val="VerbatimChar"/>
     <w:rPr>
-      <w:color w:val="bb6688"/>
-    </w:rPr>
-  </w:style>
-  <w:style w:type="character" w:customStyle="1" w:styleId="ImportTok">
+      <w:rFonts w:ascii="Times New Roman" w:eastAsia="Times New Roman" w:hAnsi="Times New Roman"/>
+      <w:color w:val="000000"/>
+      <w:sz w:val="26"/>
+    </w:rPr>
+  </w:style>
+  <w:style w:customStyle="1" w:styleId="ImportTok" w:type="character">
     <w:name w:val="ImportTok"/>
     <w:basedOn w:val="VerbatimChar"/>
     <w:rPr>
-      <w:color w:val="008000"/>
+      <w:rFonts w:ascii="Times New Roman" w:eastAsia="Times New Roman" w:hAnsi="Times New Roman"/>
       <w:b/>
-    </w:rPr>
-  </w:style>
-  <w:style w:type="character" w:customStyle="1" w:styleId="CommentTok">
+      <w:color w:val="000000"/>
+      <w:sz w:val="26"/>
+    </w:rPr>
+  </w:style>
+  <w:style w:customStyle="1" w:styleId="CommentTok" w:type="character">
     <w:name w:val="CommentTok"/>
     <w:basedOn w:val="VerbatimChar"/>
     <w:rPr>
-      <w:color w:val="60a0b0"/>
+      <w:rFonts w:ascii="Times New Roman" w:eastAsia="Times New Roman" w:hAnsi="Times New Roman"/>
       <w:i/>
-    </w:rPr>
-  </w:style>
-  <w:style w:type="character" w:customStyle="1" w:styleId="DocumentationTok">
+      <w:color w:val="000000"/>
+      <w:sz w:val="26"/>
+    </w:rPr>
+  </w:style>
+  <w:style w:customStyle="1" w:styleId="DocumentationTok" w:type="character">
     <w:name w:val="DocumentationTok"/>
     <w:basedOn w:val="VerbatimChar"/>
     <w:rPr>
-      <w:color w:val="ba2121"/>
+      <w:rFonts w:ascii="Times New Roman" w:eastAsia="Times New Roman" w:hAnsi="Times New Roman"/>
       <w:i/>
-    </w:rPr>
-  </w:style>
-  <w:style w:type="character" w:customStyle="1" w:styleId="AnnotationTok">
+      <w:color w:val="000000"/>
+      <w:sz w:val="26"/>
+    </w:rPr>
+  </w:style>
+  <w:style w:customStyle="1" w:styleId="AnnotationTok" w:type="character">
     <w:name w:val="AnnotationTok"/>
     <w:basedOn w:val="VerbatimChar"/>
     <w:rPr>
-      <w:color w:val="60a0b0"/>
+      <w:rFonts w:ascii="Times New Roman" w:eastAsia="Times New Roman" w:hAnsi="Times New Roman"/>
       <w:b/>
       <w:i/>
-    </w:rPr>
-  </w:style>
-  <w:style w:type="character" w:customStyle="1" w:styleId="CommentVarTok">
+      <w:color w:val="000000"/>
+      <w:sz w:val="26"/>
+    </w:rPr>
+  </w:style>
+  <w:style w:customStyle="1" w:styleId="CommentVarTok" w:type="character">
     <w:name w:val="CommentVarTok"/>
     <w:basedOn w:val="VerbatimChar"/>
     <w:rPr>
-      <w:color w:val="60a0b0"/>
+      <w:rFonts w:ascii="Times New Roman" w:eastAsia="Times New Roman" w:hAnsi="Times New Roman"/>
       <w:b/>
       <w:i/>
-    </w:rPr>
-  </w:style>
-  <w:style w:type="character" w:customStyle="1" w:styleId="OtherTok">
+      <w:color w:val="000000"/>
+      <w:sz w:val="26"/>
+    </w:rPr>
+  </w:style>
+  <w:style w:customStyle="1" w:styleId="OtherTok" w:type="character">
     <w:name w:val="OtherTok"/>
     <w:basedOn w:val="VerbatimChar"/>
     <w:rPr>
-      <w:color w:val="007020"/>
-    </w:rPr>
-  </w:style>
-  <w:style w:type="character" w:customStyle="1" w:styleId="FunctionTok">
+      <w:rFonts w:ascii="Times New Roman" w:eastAsia="Times New Roman" w:hAnsi="Times New Roman"/>
+      <w:color w:val="000000"/>
+      <w:sz w:val="26"/>
+    </w:rPr>
+  </w:style>
+  <w:style w:customStyle="1" w:styleId="FunctionTok" w:type="character">
     <w:name w:val="FunctionTok"/>
     <w:basedOn w:val="VerbatimChar"/>
     <w:rPr>
-      <w:color w:val="06287e"/>
-    </w:rPr>
-  </w:style>
-  <w:style w:type="character" w:customStyle="1" w:styleId="VariableTok">
+      <w:rFonts w:ascii="Times New Roman" w:eastAsia="Times New Roman" w:hAnsi="Times New Roman"/>
+      <w:color w:val="000000"/>
+      <w:sz w:val="26"/>
+    </w:rPr>
+  </w:style>
+  <w:style w:customStyle="1" w:styleId="VariableTok" w:type="character">
     <w:name w:val="VariableTok"/>
     <w:basedOn w:val="VerbatimChar"/>
     <w:rPr>
-      <w:color w:val="19177c"/>
-    </w:rPr>
-  </w:style>
-  <w:style w:type="character" w:customStyle="1" w:styleId="ControlFlowTok">
+      <w:rFonts w:ascii="Times New Roman" w:eastAsia="Times New Roman" w:hAnsi="Times New Roman"/>
+      <w:color w:val="000000"/>
+      <w:sz w:val="26"/>
+    </w:rPr>
+  </w:style>
+  <w:style w:customStyle="1" w:styleId="ControlFlowTok" w:type="character">
     <w:name w:val="ControlFlowTok"/>
     <w:basedOn w:val="VerbatimChar"/>
     <w:rPr>
-      <w:color w:val="007020"/>
+      <w:rFonts w:ascii="Times New Roman" w:eastAsia="Times New Roman" w:hAnsi="Times New Roman"/>
       <w:b/>
-    </w:rPr>
-  </w:style>
-  <w:style w:type="character" w:customStyle="1" w:styleId="OperatorTok">
+      <w:color w:val="000000"/>
+      <w:sz w:val="26"/>
+    </w:rPr>
+  </w:style>
+  <w:style w:customStyle="1" w:styleId="OperatorTok" w:type="character">
     <w:name w:val="OperatorTok"/>
     <w:basedOn w:val="VerbatimChar"/>
     <w:rPr>
-      <w:color w:val="666666"/>
-    </w:rPr>
-  </w:style>
-  <w:style w:type="character" w:customStyle="1" w:styleId="BuiltInTok">
+      <w:rFonts w:ascii="Times New Roman" w:eastAsia="Times New Roman" w:hAnsi="Times New Roman"/>
+      <w:color w:val="000000"/>
+      <w:sz w:val="26"/>
+    </w:rPr>
+  </w:style>
+  <w:style w:customStyle="1" w:styleId="BuiltInTok" w:type="character">
     <w:name w:val="BuiltInTok"/>
     <w:basedOn w:val="VerbatimChar"/>
     <w:rPr>
-      <w:color w:val="008000"/>
-    </w:rPr>
-  </w:style>
-  <w:style w:type="character" w:customStyle="1" w:styleId="ExtensionTok">
+      <w:rFonts w:ascii="Times New Roman" w:eastAsia="Times New Roman" w:hAnsi="Times New Roman"/>
+      <w:color w:val="000000"/>
+      <w:sz w:val="26"/>
+    </w:rPr>
+  </w:style>
+  <w:style w:customStyle="1" w:styleId="ExtensionTok" w:type="character">
     <w:name w:val="ExtensionTok"/>
     <w:basedOn w:val="VerbatimChar"/>
-    <w:rPr/>
-  </w:style>
-  <w:style w:type="character" w:customStyle="1" w:styleId="PreprocessorTok">
+    <w:rPr>
+      <w:rFonts w:ascii="Times New Roman" w:eastAsia="Times New Roman" w:hAnsi="Times New Roman"/>
+      <w:color w:val="000000"/>
+      <w:sz w:val="26"/>
+    </w:rPr>
+  </w:style>
+  <w:style w:customStyle="1" w:styleId="PreprocessorTok" w:type="character">
     <w:name w:val="PreprocessorTok"/>
     <w:basedOn w:val="VerbatimChar"/>
     <w:rPr>
-      <w:color w:val="bc7a00"/>
-    </w:rPr>
-  </w:style>
-  <w:style w:type="character" w:customStyle="1" w:styleId="AttributeTok">
+      <w:rFonts w:ascii="Times New Roman" w:eastAsia="Times New Roman" w:hAnsi="Times New Roman"/>
+      <w:color w:val="000000"/>
+      <w:sz w:val="26"/>
+    </w:rPr>
+  </w:style>
+  <w:style w:customStyle="1" w:styleId="AttributeTok" w:type="character">
     <w:name w:val="AttributeTok"/>
     <w:basedOn w:val="VerbatimChar"/>
     <w:rPr>
-      <w:color w:val="7d9029"/>
-    </w:rPr>
-  </w:style>
-  <w:style w:type="character" w:customStyle="1" w:styleId="RegionMarkerTok">
+      <w:rFonts w:ascii="Times New Roman" w:eastAsia="Times New Roman" w:hAnsi="Times New Roman"/>
+      <w:color w:val="000000"/>
+      <w:sz w:val="26"/>
+    </w:rPr>
+  </w:style>
+  <w:style w:customStyle="1" w:styleId="RegionMarkerTok" w:type="character">
     <w:name w:val="RegionMarkerTok"/>
     <w:basedOn w:val="VerbatimChar"/>
-    <w:rPr/>
-  </w:style>
-  <w:style w:type="character" w:customStyle="1" w:styleId="InformationTok">
+    <w:rPr>
+      <w:rFonts w:ascii="Times New Roman" w:eastAsia="Times New Roman" w:hAnsi="Times New Roman"/>
+      <w:color w:val="000000"/>
+      <w:sz w:val="26"/>
+    </w:rPr>
+  </w:style>
+  <w:style w:customStyle="1" w:styleId="InformationTok" w:type="character">
     <w:name w:val="InformationTok"/>
     <w:basedOn w:val="VerbatimChar"/>
     <w:rPr>
-      <w:color w:val="60a0b0"/>
+      <w:rFonts w:ascii="Times New Roman" w:eastAsia="Times New Roman" w:hAnsi="Times New Roman"/>
       <w:b/>
       <w:i/>
-    </w:rPr>
-  </w:style>
-  <w:style w:type="character" w:customStyle="1" w:styleId="WarningTok">
+      <w:color w:val="000000"/>
+      <w:sz w:val="26"/>
+    </w:rPr>
+  </w:style>
+  <w:style w:customStyle="1" w:styleId="WarningTok" w:type="character">
     <w:name w:val="WarningTok"/>
     <w:basedOn w:val="VerbatimChar"/>
     <w:rPr>
-      <w:color w:val="60a0b0"/>
+      <w:rFonts w:ascii="Times New Roman" w:eastAsia="Times New Roman" w:hAnsi="Times New Roman"/>
       <w:b/>
       <w:i/>
-    </w:rPr>
-  </w:style>
-  <w:style w:type="character" w:customStyle="1" w:styleId="AlertTok">
+      <w:color w:val="000000"/>
+      <w:sz w:val="26"/>
+    </w:rPr>
+  </w:style>
+  <w:style w:customStyle="1" w:styleId="AlertTok" w:type="character">
     <w:name w:val="AlertTok"/>
     <w:basedOn w:val="VerbatimChar"/>
     <w:rPr>
-      <w:color w:val="ff0000"/>
+      <w:rFonts w:ascii="Times New Roman" w:eastAsia="Times New Roman" w:hAnsi="Times New Roman"/>
       <w:b/>
-    </w:rPr>
-  </w:style>
-  <w:style w:type="character" w:customStyle="1" w:styleId="ErrorTok">
+      <w:color w:val="000000"/>
+      <w:sz w:val="26"/>
+    </w:rPr>
+  </w:style>
+  <w:style w:customStyle="1" w:styleId="ErrorTok" w:type="character">
     <w:name w:val="ErrorTok"/>
     <w:basedOn w:val="VerbatimChar"/>
     <w:rPr>
-      <w:color w:val="ff0000"/>
+      <w:rFonts w:ascii="Times New Roman" w:eastAsia="Times New Roman" w:hAnsi="Times New Roman"/>
       <w:b/>
-    </w:rPr>
-  </w:style>
-  <w:style w:type="character" w:customStyle="1" w:styleId="NormalTok">
+      <w:color w:val="000000"/>
+      <w:sz w:val="26"/>
+    </w:rPr>
+  </w:style>
+  <w:style w:customStyle="1" w:styleId="NormalTok" w:type="character">
     <w:name w:val="NormalTok"/>
     <w:basedOn w:val="VerbatimChar"/>
-    <w:rPr/>
+    <w:rPr>
+      <w:rFonts w:ascii="Times New Roman" w:eastAsia="Times New Roman" w:hAnsi="Times New Roman"/>
+      <w:color w:val="000000"/>
+      <w:sz w:val="26"/>
+    </w:rPr>
   </w:style>
 </w:styles>
 </file>

--- a/dist/BO_NOP_HOAN_CHINH_2026-06/3_luan_an_chuong_phu_luc/phu_luc_A_hop_nhat_du_lieu_vi.docx
+++ b/dist/BO_NOP_HOAN_CHINH_2026-06/3_luan_an_chuong_phu_luc/phu_luc_A_hop_nhat_du_lieu_vi.docx
@@ -2,32 +2,6 @@
 <file path=word/document.xml><?xml version="1.0" encoding="utf-8"?>
 <w:document xmlns:w="http://schemas.openxmlformats.org/wordprocessingml/2006/main" xmlns:m="http://schemas.openxmlformats.org/officeDocument/2006/math" xmlns:r="http://schemas.openxmlformats.org/officeDocument/2006/relationships" xmlns:o="urn:schemas-microsoft-com:office:office" xmlns:v="urn:schemas-microsoft-com:vml" xmlns:w10="urn:schemas-microsoft-com:office:word" xmlns:a="http://schemas.openxmlformats.org/drawingml/2006/main" xmlns:pic="http://schemas.openxmlformats.org/drawingml/2006/picture" xmlns:wp="http://schemas.openxmlformats.org/drawingml/2006/wordprocessingDrawing">
   <w:body>
-    <w:sdt>
-      <w:sdtPr>
-        <w:docPartObj>
-          <w:docPartGallery w:val="Table of Contents"/>
-          <w:docPartUnique/>
-        </w:docPartObj>
-      </w:sdtPr>
-      <w:sdtContent>
-        <w:p>
-          <w:pPr>
-            <w:pStyle w:val="TOCHeading"/>
-          </w:pPr>
-          <w:r>
-            <w:t xml:space="preserve">Table of Contents</w:t>
-          </w:r>
-        </w:p>
-        <w:p>
-          <w:r>
-            <w:fldChar w:fldCharType="begin" w:dirty="true"/>
-            <w:instrText xml:space="preserve">TOC \o "1-3" \h \z \u</w:instrText>
-            <w:fldChar w:fldCharType="separate"/>
-            <w:fldChar w:fldCharType="end"/>
-          </w:r>
-        </w:p>
-      </w:sdtContent>
-    </w:sdt>
     <w:bookmarkStart w:id="30" w:name="Xff640a2fe7b5357a1c83c06fced6026c707611d"/>
     <w:p>
       <w:pPr>

--- a/dist/BO_NOP_HOAN_CHINH_2026-06/3_luan_an_chuong_phu_luc/phu_luc_A_hop_nhat_du_lieu_vi.docx
+++ b/dist/BO_NOP_HOAN_CHINH_2026-06/3_luan_an_chuong_phu_luc/phu_luc_A_hop_nhat_du_lieu_vi.docx
@@ -784,7 +784,7 @@
               <w:t xml:space="preserve"> </w:t>
             </w:r>
             <w:r>
-              <w:t xml:space="preserve">bảng panel, Informal Sector, ISBS, ISES, Micro, và khảo sát theo dõi TGS; giữ</w:t>
+              <w:t xml:space="preserve">thành phần dữ liệu bảng (panel), khu vực phi chính thức, ISBS, ISES, Micro, và khảo sát theo dõi TGS; giữ</w:t>
             </w:r>
             <w:r>
               <w:t xml:space="preserve"> </w:t>
@@ -1531,7 +1531,7 @@
         <w:t xml:space="preserve"> </w:t>
       </w:r>
       <w:r>
-        <w:t xml:space="preserve">ánh xạ về các module cốt lõi bất biến của bộ công cụ WBES</w:t>
+        <w:t xml:space="preserve">ánh xạ về các phân hệ cốt lõi bất biến của bộ công cụ WBES</w:t>
       </w:r>
       <w:r>
         <w:t xml:space="preserve"> </w:t>
@@ -2188,37 +2188,37 @@
         <w:pStyle w:val="FirstParagraph"/>
       </w:pPr>
       <w:r>
-        <w:t xml:space="preserve">Vì dữ liệu là lát cắt ngang lặp lại chứ không phải panel, ước lượng tuân theo khung</w:t>
-      </w:r>
-      <w:r>
-        <w:t xml:space="preserve"> </w:t>
-      </w:r>
-      <w:r>
-        <w:rPr>
-          <w:bCs/>
-          <w:b/>
-        </w:rPr>
-        <w:t xml:space="preserve">pooled</w:t>
-      </w:r>
-      <w:r>
-        <w:rPr>
-          <w:bCs/>
-          <w:b/>
-        </w:rPr>
-        <w:t xml:space="preserve"> </w:t>
-      </w:r>
-      <w:r>
-        <w:rPr>
-          <w:bCs/>
-          <w:b/>
-        </w:rPr>
-        <w:t xml:space="preserve">cross-section với hiệu ứng cố định</w:t>
-      </w:r>
-      <w:r>
-        <w:t xml:space="preserve"> </w:t>
-      </w:r>
-      <w:r>
-        <w:t xml:space="preserve">thay vì mô hình panel động (Deaton, 1985; Wooldridge,</w:t>
+        <w:t xml:space="preserve">Vì dữ liệu là lát cắt ngang lặp lại chứ không phải dữ liệu bảng, ước lượng tuân theo khung</w:t>
+      </w:r>
+      <w:r>
+        <w:t xml:space="preserve"> </w:t>
+      </w:r>
+      <w:r>
+        <w:rPr>
+          <w:bCs/>
+          <w:b/>
+        </w:rPr>
+        <w:t xml:space="preserve">gộp lát cắt ngang (pooled</w:t>
+      </w:r>
+      <w:r>
+        <w:rPr>
+          <w:bCs/>
+          <w:b/>
+        </w:rPr>
+        <w:t xml:space="preserve"> </w:t>
+      </w:r>
+      <w:r>
+        <w:rPr>
+          <w:bCs/>
+          <w:b/>
+        </w:rPr>
+        <w:t xml:space="preserve">cross-section) với hiệu ứng cố định</w:t>
+      </w:r>
+      <w:r>
+        <w:t xml:space="preserve"> </w:t>
+      </w:r>
+      <w:r>
+        <w:t xml:space="preserve">thay vì mô hình bảng động (panel động) (Deaton, 1985; Wooldridge,</w:t>
       </w:r>
       <w:r>
         <w:t xml:space="preserve"> </w:t>
@@ -3076,13 +3076,13 @@
         <w:t xml:space="preserve"> </w:t>
       </w:r>
       <w:r>
-        <w:t xml:space="preserve">hạn chế suy diễn nhân quả động; (ii) năng suất lao động là proxy cho hiệu quả, không phải</w:t>
-      </w:r>
-      <w:r>
-        <w:t xml:space="preserve"> </w:t>
-      </w:r>
-      <w:r>
-        <w:t xml:space="preserve">TFPR trực tiếp; (iii) đo lường DAI bị giới hạn ở proxy website cấp nền tảng do ràng buộc dữ</w:t>
+        <w:t xml:space="preserve">hạn chế suy diễn nhân quả động; (ii) năng suất lao động là biến đại diện (proxy) cho hiệu quả, không phải</w:t>
+      </w:r>
+      <w:r>
+        <w:t xml:space="preserve"> </w:t>
+      </w:r>
+      <w:r>
+        <w:t xml:space="preserve">TFPR trực tiếp; (iii) đo lường DAI bị giới hạn ở biến đại diện website cấp nền tảng do ràng buộc dữ</w:t>
       </w:r>
       <w:r>
         <w:t xml:space="preserve"> </w:t>

--- a/dist/BO_NOP_HOAN_CHINH_2026-06/3_luan_an_chuong_phu_luc/phu_luc_A_hop_nhat_du_lieu_vi.docx
+++ b/dist/BO_NOP_HOAN_CHINH_2026-06/3_luan_an_chuong_phu_luc/phu_luc_A_hop_nhat_du_lieu_vi.docx
@@ -1077,7 +1077,7 @@
               <w:jc w:val="left"/>
             </w:pPr>
             <w:r>
-              <w:t xml:space="preserve">Khung mô tả 50 nền =</w:t>
+              <w:t xml:space="preserve">Khung phân tích 50 nền =</w:t>
             </w:r>
             <w:r>
               <w:t xml:space="preserve"> </w:t>
@@ -1093,7 +1093,7 @@
               <w:t xml:space="preserve"> </w:t>
             </w:r>
             <w:r>
-              <w:t xml:space="preserve">DN / 103 cặp</w:t>
+              <w:t xml:space="preserve">DN / 103 cặp nền-năm</w:t>
             </w:r>
           </w:p>
         </w:tc>
@@ -1147,7 +1147,7 @@
               <w:jc w:val="left"/>
             </w:pPr>
             <w:r>
-              <w:t xml:space="preserve">Mẫu phân tích mô tả =</w:t>
+              <w:t xml:space="preserve">Mẫu phân tích listwise =</w:t>
             </w:r>
             <w:r>
               <w:t xml:space="preserve"> </w:t>
@@ -1235,7 +1235,196 @@
     </w:p>
     <w:p>
       <w:pPr>
-        <w:pStyle w:val="BodyText"/>
+        <w:pStyle w:val="BlockText"/>
+      </w:pPr>
+      <w:r>
+        <w:rPr>
+          <w:bCs/>
+          <w:b/>
+        </w:rPr>
+        <w:t xml:space="preserve">Lưu ý về khung mô tả LP-valid (Bảng 4.1, Chương 4).</w:t>
+      </w:r>
+      <w:r>
+        <w:t xml:space="preserve"> </w:t>
+      </w:r>
+      <w:r>
+        <w:t xml:space="preserve">Thống kê mô tả ở Chương 4</w:t>
+      </w:r>
+      <w:r>
+        <w:t xml:space="preserve"> </w:t>
+      </w:r>
+      <w:r>
+        <w:t xml:space="preserve">dựa trên</w:t>
+      </w:r>
+      <w:r>
+        <w:t xml:space="preserve"> </w:t>
+      </w:r>
+      <w:r>
+        <w:rPr>
+          <w:bCs/>
+          <w:b/>
+        </w:rPr>
+        <w:t xml:space="preserve">khung mô tả năng suất lao động hợp lệ (LP-valid)</w:t>
+      </w:r>
+      <w:r>
+        <w:t xml:space="preserve"> </w:t>
+      </w:r>
+      <w:r>
+        <w:t xml:space="preserve">=</w:t>
+      </w:r>
+      <w:r>
+        <w:t xml:space="preserve"> </w:t>
+      </w:r>
+      <w:r>
+        <w:rPr>
+          <w:bCs/>
+          <w:b/>
+        </w:rPr>
+        <w:t xml:space="preserve">84.998 DN / 50 nền /</w:t>
+      </w:r>
+      <w:r>
+        <w:rPr>
+          <w:bCs/>
+          <w:b/>
+        </w:rPr>
+        <w:t xml:space="preserve"> </w:t>
+      </w:r>
+      <w:r>
+        <w:rPr>
+          <w:bCs/>
+          <w:b/>
+        </w:rPr>
+        <w:t xml:space="preserve">107 cặp nền-năm</w:t>
+      </w:r>
+      <w:r>
+        <w:t xml:space="preserve">, dựng bằng pipeline mô tả chuẩn (</w:t>
+      </w:r>
+      <w:r>
+        <w:rPr>
+          <w:rStyle w:val="VerbatimChar"/>
+        </w:rPr>
+        <w:t xml:space="preserve">scripts/relock_descriptives_canonical.py</w:t>
+      </w:r>
+      <w:r>
+        <w:t xml:space="preserve">).</w:t>
+      </w:r>
+      <w:r>
+        <w:t xml:space="preserve"> </w:t>
+      </w:r>
+      <w:r>
+        <w:t xml:space="preserve">Khung này</w:t>
+      </w:r>
+      <w:r>
+        <w:t xml:space="preserve"> </w:t>
+      </w:r>
+      <w:r>
+        <w:rPr>
+          <w:bCs/>
+          <w:b/>
+        </w:rPr>
+        <w:t xml:space="preserve">không lồng</w:t>
+      </w:r>
+      <w:r>
+        <w:t xml:space="preserve"> </w:t>
+      </w:r>
+      <w:r>
+        <w:t xml:space="preserve">trong khung phân tích 88.869/103 cặp ở S5–S6 vì hai tiêu chí</w:t>
+      </w:r>
+      <w:r>
+        <w:t xml:space="preserve"> </w:t>
+      </w:r>
+      <w:r>
+        <w:t xml:space="preserve">đưa vào khác nhau: (i) khung mô tả chỉ đòi hỏi</w:t>
+      </w:r>
+      <w:r>
+        <w:t xml:space="preserve"> </w:t>
+      </w:r>
+      <w:r>
+        <w:rPr>
+          <w:bCs/>
+          <w:b/>
+        </w:rPr>
+        <w:t xml:space="preserve">năng suất lao động hợp lệ</w:t>
+      </w:r>
+      <w:r>
+        <w:t xml:space="preserve"> </w:t>
+      </w:r>
+      <w:r>
+        <w:t xml:space="preserve">(winsorize</w:t>
+      </w:r>
+      <w:r>
+        <w:t xml:space="preserve"> </w:t>
+      </w:r>
+      <w:r>
+        <w:t xml:space="preserve">1/99 trong từng cặp nền–năm), nên trải trên</w:t>
+      </w:r>
+      <w:r>
+        <w:t xml:space="preserve"> </w:t>
+      </w:r>
+      <w:r>
+        <w:rPr>
+          <w:bCs/>
+          <w:b/>
+        </w:rPr>
+        <w:t xml:space="preserve">107</w:t>
+      </w:r>
+      <w:r>
+        <w:t xml:space="preserve"> </w:t>
+      </w:r>
+      <w:r>
+        <w:t xml:space="preserve">cặp — thêm 4 cặp nền-năm thưa có</w:t>
+      </w:r>
+      <w:r>
+        <w:t xml:space="preserve"> </w:t>
+      </w:r>
+      <w:r>
+        <w:t xml:space="preserve">doanh nghiệp LP hợp lệ nhưng bị khung hồi quy loại do thiếu biến kiểm soát trọng tâm;</w:t>
+      </w:r>
+      <w:r>
+        <w:t xml:space="preserve"> </w:t>
+      </w:r>
+      <w:r>
+        <w:t xml:space="preserve">(ii) khung phân tích 103 cặp đòi hỏi</w:t>
+      </w:r>
+      <w:r>
+        <w:t xml:space="preserve"> </w:t>
+      </w:r>
+      <w:r>
+        <w:rPr>
+          <w:bCs/>
+          <w:b/>
+        </w:rPr>
+        <w:t xml:space="preserve">đủ cả biến phụ thuộc lẫn biến giải thích cốt lõi</w:t>
+      </w:r>
+      <w:r>
+        <w:t xml:space="preserve">,</w:t>
+      </w:r>
+      <w:r>
+        <w:t xml:space="preserve"> </w:t>
+      </w:r>
+      <w:r>
+        <w:t xml:space="preserve">nên có ít cặp hơn nhưng nhiều doanh nghiệp hơn (88.869). Vì vậy hai con số 103 và 107</w:t>
+      </w:r>
+      <w:r>
+        <w:t xml:space="preserve"> </w:t>
+      </w:r>
+      <w:r>
+        <w:rPr>
+          <w:bCs/>
+          <w:b/>
+        </w:rPr>
+        <w:t xml:space="preserve">không mâu thuẫn</w:t>
+      </w:r>
+      <w:r>
+        <w:t xml:space="preserve"> </w:t>
+      </w:r>
+      <w:r>
+        <w:t xml:space="preserve">mà phản ánh hai lớp khung phục vụ hai mục đích (mô tả vs hồi quy).</w:t>
+      </w:r>
+    </w:p>
+    <w:p>
+      <w:pPr>
+        <w:pStyle w:val="FirstParagraph"/>
       </w:pPr>
       <w:r>
         <w:rPr>

--- a/dist/BO_NOP_HOAN_CHINH_2026-06/3_luan_an_chuong_phu_luc/phu_luc_A_hop_nhat_du_lieu_vi.docx
+++ b/dist/BO_NOP_HOAN_CHINH_2026-06/3_luan_an_chuong_phu_luc/phu_luc_A_hop_nhat_du_lieu_vi.docx
@@ -3153,7 +3153,7 @@
         <w:t xml:space="preserve"> </w:t>
       </w:r>
       <w:r>
-        <w:t xml:space="preserve">được; luận án báo cáo minh bạch sự suy giảm N qua các đặc tả và kiểm tra tính ổn định của</w:t>
+        <w:t xml:space="preserve">được; luận án báo cáo minh bạch sự suy giảm N qua các mô hình và kiểm tra tính ổn định của</w:t>
       </w:r>
       <w:r>
         <w:t xml:space="preserve"> </w:t>
